--- a/Applications/2026-09-30 Microbac - Regional Lab Ops Director (Northeast)/Evan Parnell - Laboratory Operations Executive - Resume.docx
+++ b/Applications/2026-09-30 Microbac - Regional Lab Ops Director (Northeast)/Evan Parnell - Laboratory Operations Executive - Resume.docx
@@ -412,7 +412,30 @@
           <w:sz w:val="20"/>
           <w:szCs w:val="20"/>
         </w:rPr>
-        <w:t xml:space="preserve">HPLC · LC-MS/MS · GC-MS/MS · ICP-MS · qPCR · Total Aerobic Count · Total Yeast and Mold Count · pathogen detection and confirmation · environmental monitoring</w:t>
+        <w:t xml:space="preserve">HPLC · LC-MS/MS · GC-MS/MS · ICP-MS · ICP-OES · qPCR · Total Aerobic Count · Total Yeast and Mold Count · pathogen detection and confirmation · pesticide residues · heavy metals · residual solvents · potency · terpenes</w:t>
+      </w:r>
+    </w:p>
+    <w:p>
+      <w:pPr>
+        <w:spacing w:after="40" w:before="0"/>
+      </w:pPr>
+      <w:r>
+        <w:rPr>
+          <w:rFonts w:ascii="Calibri" w:cs="Calibri" w:eastAsia="Calibri" w:hAnsi="Calibri"/>
+          <w:b/>
+          <w:bCs/>
+          <w:sz w:val="20"/>
+          <w:szCs w:val="20"/>
+        </w:rPr>
+        <w:t xml:space="preserve">Matrices: </w:t>
+      </w:r>
+      <w:r>
+        <w:rPr>
+          <w:rFonts w:ascii="Calibri" w:cs="Calibri" w:eastAsia="Calibri" w:hAnsi="Calibri"/>
+          <w:sz w:val="20"/>
+          <w:szCs w:val="20"/>
+        </w:rPr>
+        <w:t xml:space="preserve">water and liquid samples of all types (drinking, ground, surface, waste) · soil · agricultural inputs · surface and air environmental monitoring for microbials, pesticides and heavy metals · pharmaceutical drug product and pharmaceutical environmental · cannabis and hemp</w:t>
       </w:r>
     </w:p>
     <w:p>

--- a/Applications/2026-09-30 Microbac - Regional Lab Ops Director (Northeast)/Evan Parnell - Laboratory Operations Executive - Resume.docx
+++ b/Applications/2026-09-30 Microbac - Regional Lab Ops Director (Northeast)/Evan Parnell - Laboratory Operations Executive - Resume.docx
@@ -152,33 +152,33 @@
           <w:sz w:val="20"/>
           <w:szCs w:val="20"/>
         </w:rPr>
-        <w:t xml:space="preserve">Doubled annual sample volume</w:t>
-      </w:r>
-      <w:r>
-        <w:rPr>
-          <w:rFonts w:ascii="Calibri" w:cs="Calibri" w:eastAsia="Calibri" w:hAnsi="Calibri"/>
-          <w:sz w:val="20"/>
-          <w:szCs w:val="20"/>
-        </w:rPr>
-        <w:t xml:space="preserve"> from ~25,000 to ~48,000 on a </w:t>
-      </w:r>
-      <w:r>
-        <w:rPr>
-          <w:rFonts w:ascii="Calibri" w:cs="Calibri" w:eastAsia="Calibri" w:hAnsi="Calibri"/>
-          <w:b/>
-          <w:bCs/>
-          <w:sz w:val="20"/>
-          <w:szCs w:val="20"/>
-        </w:rPr>
-        <w:t xml:space="preserve">35% increase in staff</w:t>
-      </w:r>
-      <w:r>
-        <w:rPr>
-          <w:rFonts w:ascii="Calibri" w:cs="Calibri" w:eastAsia="Calibri" w:hAnsi="Calibri"/>
-          <w:sz w:val="20"/>
-          <w:szCs w:val="20"/>
-        </w:rPr>
-        <w:t xml:space="preserve"> — roughly 50% more output per person</w:t>
+        <w:t xml:space="preserve">Grew annual testing volume from ~25,000 to ~47,000 samples</w:t>
+      </w:r>
+      <w:r>
+        <w:rPr>
+          <w:rFonts w:ascii="Calibri" w:cs="Calibri" w:eastAsia="Calibri" w:hAnsi="Calibri"/>
+          <w:sz w:val="20"/>
+          <w:szCs w:val="20"/>
+        </w:rPr>
+        <w:t xml:space="preserve"> — 27,000 / 33,000 / 39,000 / 47,000 by year — while staff grew from </w:t>
+      </w:r>
+      <w:r>
+        <w:rPr>
+          <w:rFonts w:ascii="Calibri" w:cs="Calibri" w:eastAsia="Calibri" w:hAnsi="Calibri"/>
+          <w:b/>
+          <w:bCs/>
+          <w:sz w:val="20"/>
+          <w:szCs w:val="20"/>
+        </w:rPr>
+        <w:t xml:space="preserve">32 to 45 (+40%)</w:t>
+      </w:r>
+      <w:r>
+        <w:rPr>
+          <w:rFonts w:ascii="Calibri" w:cs="Calibri" w:eastAsia="Calibri" w:hAnsi="Calibri"/>
+          <w:sz w:val="20"/>
+          <w:szCs w:val="20"/>
+        </w:rPr>
+        <w:t xml:space="preserve">, roughly a third more output per person</w:t>
       </w:r>
     </w:p>
     <w:p>
@@ -226,15 +226,15 @@
           <w:sz w:val="20"/>
           <w:szCs w:val="20"/>
         </w:rPr>
-        <w:t xml:space="preserve">Turnover reduced ~75%</w:t>
-      </w:r>
-      <w:r>
-        <w:rPr>
-          <w:rFonts w:ascii="Calibri" w:cs="Calibri" w:eastAsia="Calibri" w:hAnsi="Calibri"/>
-          <w:sz w:val="20"/>
-          <w:szCs w:val="20"/>
-        </w:rPr>
-        <w:t xml:space="preserve"> through a competency-based job architecture with published pay bands — while company headcount grew 40%</w:t>
+        <w:t xml:space="preserve">Turnover reduced from 12 departures per year to 4</w:t>
+      </w:r>
+      <w:r>
+        <w:rPr>
+          <w:rFonts w:ascii="Calibri" w:cs="Calibri" w:eastAsia="Calibri" w:hAnsi="Calibri"/>
+          <w:sz w:val="20"/>
+          <w:szCs w:val="20"/>
+        </w:rPr>
+        <w:t xml:space="preserve"> through a competency-based job leveling framework with published pay bands and skill checklists</w:t>
       </w:r>
     </w:p>
     <w:p>
@@ -280,7 +280,25 @@
           <w:sz w:val="20"/>
           <w:szCs w:val="20"/>
         </w:rPr>
-        <w:t xml:space="preserve"> built after an unsuccessful external audit</w:t>
+        <w:t xml:space="preserve"> built after an unsuccessful external audit. </w:t>
+      </w:r>
+      <w:r>
+        <w:rPr>
+          <w:rFonts w:ascii="Calibri" w:cs="Calibri" w:eastAsia="Calibri" w:hAnsi="Calibri"/>
+          <w:b/>
+          <w:bCs/>
+          <w:sz w:val="20"/>
+          <w:szCs w:val="20"/>
+        </w:rPr>
+        <w:t xml:space="preserve">Audited dozens of times across three organizations at a ~97% success rate</w:t>
+      </w:r>
+      <w:r>
+        <w:rPr>
+          <w:rFonts w:ascii="Calibri" w:cs="Calibri" w:eastAsia="Calibri" w:hAnsi="Calibri"/>
+          <w:sz w:val="20"/>
+          <w:szCs w:val="20"/>
+        </w:rPr>
+        <w:t xml:space="preserve"> — A2LA, PJLA, IAS, FDA, DEA and state programs</w:t>
       </w:r>
     </w:p>
     <w:p>
@@ -328,15 +346,15 @@
           <w:sz w:val="20"/>
           <w:szCs w:val="20"/>
         </w:rPr>
-        <w:t xml:space="preserve">30% sales increase and 40% operating-cost reduction in four months</w:t>
-      </w:r>
-      <w:r>
-        <w:rPr>
-          <w:rFonts w:ascii="Calibri" w:cs="Calibri" w:eastAsia="Calibri" w:hAnsi="Calibri"/>
-          <w:sz w:val="20"/>
-          <w:szCs w:val="20"/>
-        </w:rPr>
-        <w:t xml:space="preserve"> during a leadership transition</w:t>
+        <w:t xml:space="preserve">Operating costs reduced ~15% while expanding capabilities</w:t>
+      </w:r>
+      <w:r>
+        <w:rPr>
+          <w:rFonts w:ascii="Calibri" w:cs="Calibri" w:eastAsia="Calibri" w:hAnsi="Calibri"/>
+          <w:sz w:val="20"/>
+          <w:szCs w:val="20"/>
+        </w:rPr>
+        <w:t xml:space="preserve">, and a 30% sales increase with a 40% cost reduction in four months at an earlier laboratory during a leadership transition</w:t>
       </w:r>
     </w:p>
     <w:p>
@@ -582,25 +600,25 @@
           <w:sz w:val="20"/>
           <w:szCs w:val="20"/>
         </w:rPr>
-        <w:t xml:space="preserve">Directly led roughly </w:t>
-      </w:r>
-      <w:r>
-        <w:rPr>
-          <w:rFonts w:ascii="Calibri" w:cs="Calibri" w:eastAsia="Calibri" w:hAnsi="Calibri"/>
-          <w:b/>
-          <w:bCs/>
-          <w:sz w:val="20"/>
-          <w:szCs w:val="20"/>
-        </w:rPr>
-        <w:t xml:space="preserve">40 people</w:t>
-      </w:r>
-      <w:r>
-        <w:rPr>
-          <w:rFonts w:ascii="Calibri" w:cs="Calibri" w:eastAsia="Calibri" w:hAnsi="Calibri"/>
-          <w:sz w:val="20"/>
-          <w:szCs w:val="20"/>
-        </w:rPr>
-        <w:t xml:space="preserve">: three department managers (chemistry, microbiology, sampling), three shift leads, ~16 analysts and technicians.</w:t>
+        <w:t xml:space="preserve">Led a site organization of </w:t>
+      </w:r>
+      <w:r>
+        <w:rPr>
+          <w:rFonts w:ascii="Calibri" w:cs="Calibri" w:eastAsia="Calibri" w:hAnsi="Calibri"/>
+          <w:b/>
+          <w:bCs/>
+          <w:sz w:val="20"/>
+          <w:szCs w:val="20"/>
+        </w:rPr>
+        <w:t xml:space="preserve">40–45 people</w:t>
+      </w:r>
+      <w:r>
+        <w:rPr>
+          <w:rFonts w:ascii="Calibri" w:cs="Calibri" w:eastAsia="Calibri" w:hAnsi="Calibri"/>
+          <w:sz w:val="20"/>
+          <w:szCs w:val="20"/>
+        </w:rPr>
+        <w:t xml:space="preserve"> through a middle-management cadre of five — department managers across chemistry, microbiology and sampling, plus shift leads — with roughly sixteen analysts and technicians beneath them.</w:t>
       </w:r>
     </w:p>
     <w:p>
@@ -620,25 +638,33 @@
           <w:sz w:val="20"/>
           <w:szCs w:val="20"/>
         </w:rPr>
-        <w:t xml:space="preserve">Doubled annual sample volume, ~25,000 to ~48,000, on 35% more staff</w:t>
-      </w:r>
-      <w:r>
-        <w:rPr>
-          <w:rFonts w:ascii="Calibri" w:cs="Calibri" w:eastAsia="Calibri" w:hAnsi="Calibri"/>
-          <w:sz w:val="20"/>
-          <w:szCs w:val="20"/>
-        </w:rPr>
-        <w:t xml:space="preserve"> — about 50% more output per person — by analyzing workflow and purchasing, redesigning the physical laboratory around how samples move, and building a management layer accountable for its own results. </w:t>
-      </w:r>
-      <w:r>
-        <w:rPr>
-          <w:rFonts w:ascii="Calibri" w:cs="Calibri" w:eastAsia="Calibri" w:hAnsi="Calibri"/>
-          <w:b/>
-          <w:bCs/>
-          <w:sz w:val="20"/>
-          <w:szCs w:val="20"/>
-        </w:rPr>
-        <w:t xml:space="preserve">Cut turnaround from five days to three.</w:t>
+        <w:t xml:space="preserve">Grew annual volume from ~25,000 to ~47,000 samples on a staff that went from 32 to 45</w:t>
+      </w:r>
+      <w:r>
+        <w:rPr>
+          <w:rFonts w:ascii="Calibri" w:cs="Calibri" w:eastAsia="Calibri" w:hAnsi="Calibri"/>
+          <w:sz w:val="20"/>
+          <w:szCs w:val="20"/>
+        </w:rPr>
+        <w:t xml:space="preserve"> — about a third more output per person — by analyzing workflow and purchasing, redesigning the physical laboratory around how samples move, and building a management layer accountable for its own results. </w:t>
+      </w:r>
+      <w:r>
+        <w:rPr>
+          <w:rFonts w:ascii="Calibri" w:cs="Calibri" w:eastAsia="Calibri" w:hAnsi="Calibri"/>
+          <w:b/>
+          <w:bCs/>
+          <w:sz w:val="20"/>
+          <w:szCs w:val="20"/>
+        </w:rPr>
+        <w:t xml:space="preserve">Cut turnaround from five days to three</w:t>
+      </w:r>
+      <w:r>
+        <w:rPr>
+          <w:rFonts w:ascii="Calibri" w:cs="Calibri" w:eastAsia="Calibri" w:hAnsi="Calibri"/>
+          <w:sz w:val="20"/>
+          <w:szCs w:val="20"/>
+        </w:rPr>
+        <w:t xml:space="preserve">, and reduced operating costs ~15% while expanding service capability.</w:t>
       </w:r>
     </w:p>
     <w:p>
@@ -658,15 +684,15 @@
           <w:sz w:val="20"/>
           <w:szCs w:val="20"/>
         </w:rPr>
-        <w:t xml:space="preserve">Reduced turnover ~75%</w:t>
-      </w:r>
-      <w:r>
-        <w:rPr>
-          <w:rFonts w:ascii="Calibri" w:cs="Calibri" w:eastAsia="Calibri" w:hAnsi="Calibri"/>
-          <w:sz w:val="20"/>
-          <w:szCs w:val="20"/>
-        </w:rPr>
-        <w:t xml:space="preserve"> by designing a job-leveling program — Technician I–III and Analyst I–III with published pay ranges, skill checklists and supervisor sign-off — replacing a structure where identical titles carried widely different pay and responsibility.</w:t>
+        <w:t xml:space="preserve">Reduced turnover from twelve departures a year to four</w:t>
+      </w:r>
+      <w:r>
+        <w:rPr>
+          <w:rFonts w:ascii="Calibri" w:cs="Calibri" w:eastAsia="Calibri" w:hAnsi="Calibri"/>
+          <w:sz w:val="20"/>
+          <w:szCs w:val="20"/>
+        </w:rPr>
+        <w:t xml:space="preserve"> by designing a job-leveling and competency framework — Technician I–III and Analyst I–III with published pay ranges, skill checklists and supervisor sign-off — replacing a structure where identical titles carried widely different pay and responsibility.</w:t>
       </w:r>
     </w:p>
     <w:p>
@@ -684,25 +710,25 @@
           <w:sz w:val="20"/>
           <w:szCs w:val="20"/>
         </w:rPr>
-        <w:t xml:space="preserve">Built management infrastructure adopted </w:t>
-      </w:r>
-      <w:r>
-        <w:rPr>
-          <w:rFonts w:ascii="Calibri" w:cs="Calibri" w:eastAsia="Calibri" w:hAnsi="Calibri"/>
-          <w:b/>
-          <w:bCs/>
-          <w:sz w:val="20"/>
-          <w:szCs w:val="20"/>
-        </w:rPr>
-        <w:t xml:space="preserve">across an eight-location organization that grew from 250 to ~350 employees on a $10M operating budget</w:t>
-      </w:r>
-      <w:r>
-        <w:rPr>
-          <w:rFonts w:ascii="Calibri" w:cs="Calibri" w:eastAsia="Calibri" w:hAnsi="Calibri"/>
-          <w:sz w:val="20"/>
-          <w:szCs w:val="20"/>
-        </w:rPr>
-        <w:t xml:space="preserve"> — job architecture, workforce development, operating procedures and leadership systems — carried enterprise-wide through influence rather than formal authority.</w:t>
+        <w:t xml:space="preserve">Built management infrastructure </w:t>
+      </w:r>
+      <w:r>
+        <w:rPr>
+          <w:rFonts w:ascii="Calibri" w:cs="Calibri" w:eastAsia="Calibri" w:hAnsi="Calibri"/>
+          <w:b/>
+          <w:bCs/>
+          <w:sz w:val="20"/>
+          <w:szCs w:val="20"/>
+        </w:rPr>
+        <w:t xml:space="preserve">adopted across eight laboratories and 250+ employees on a $10M operating budget</w:t>
+      </w:r>
+      <w:r>
+        <w:rPr>
+          <w:rFonts w:ascii="Calibri" w:cs="Calibri" w:eastAsia="Calibri" w:hAnsi="Calibri"/>
+          <w:sz w:val="20"/>
+          <w:szCs w:val="20"/>
+        </w:rPr>
+        <w:t xml:space="preserve"> — job architecture, workforce development, operating procedures, career progression and leadership development — carried enterprise-wide through influence rather than formal authority as the company grew toward ~350 people.</w:t>
       </w:r>
     </w:p>
     <w:p>
